--- a/downloads/teacher/05 Materials/Unit 04/Handouts/Handout 04.03 - Repair Station Cards and Maintenance Calendar.docx
+++ b/downloads/teacher/05 Materials/Unit 04/Handouts/Handout 04.03 - Repair Station Cards and Maintenance Calendar.docx
@@ -1587,35 +1587,65 @@
       <w:r>
         <w:t xml:space="preserve">Safety: safety glasses on. Fingers behind the screw, never in front of the tip.</w:t>
       </w:r>
-      <w:r>
-        <w:t xml:space="preserve"> </w:t>
-      </w:r>
-      <w:r>
-        <w:t xml:space="preserve">1. Look at the screw head. Plus sign means Phillips. Flat slot means flathead. Pick the driver that fills the head.</w:t>
-      </w:r>
-      <w:r>
-        <w:t xml:space="preserve"> </w:t>
-      </w:r>
-      <w:r>
-        <w:t xml:space="preserve">2. Set the screw tip in a pilot hole. Hold it straight.</w:t>
-      </w:r>
-      <w:r>
-        <w:t xml:space="preserve"> </w:t>
-      </w:r>
-      <w:r>
-        <w:t xml:space="preserve">3. Push in and turn clockwise (righty tighty). Keep pushing so the driver does not slip.</w:t>
-      </w:r>
-      <w:r>
-        <w:t xml:space="preserve"> </w:t>
-      </w:r>
-      <w:r>
-        <w:t xml:space="preserve">4. Stop when the head is flush with the wood. Do not keep going; that strips it.</w:t>
-      </w:r>
-      <w:r>
-        <w:t xml:space="preserve"> </w:t>
-      </w:r>
-      <w:r>
-        <w:t xml:space="preserve">5. Now take it out: turn counterclockwise (lefty loosey).</w:t>
+    </w:p>
+    <w:p>
+      <w:pPr>
+        <w:numPr>
+          <w:ilvl w:val="0"/>
+          <w:numId w:val="1002"/>
+        </w:numPr>
+        <w:pStyle w:val="Compact"/>
+      </w:pPr>
+      <w:r>
+        <w:t xml:space="preserve">Look at the screw head. Plus sign means Phillips. Flat slot means flathead. Pick the driver that fills the head.</w:t>
+      </w:r>
+    </w:p>
+    <w:p>
+      <w:pPr>
+        <w:numPr>
+          <w:ilvl w:val="0"/>
+          <w:numId w:val="1002"/>
+        </w:numPr>
+        <w:pStyle w:val="Compact"/>
+      </w:pPr>
+      <w:r>
+        <w:t xml:space="preserve">Set the screw tip in a pilot hole. Hold it straight.</w:t>
+      </w:r>
+    </w:p>
+    <w:p>
+      <w:pPr>
+        <w:numPr>
+          <w:ilvl w:val="0"/>
+          <w:numId w:val="1002"/>
+        </w:numPr>
+        <w:pStyle w:val="Compact"/>
+      </w:pPr>
+      <w:r>
+        <w:t xml:space="preserve">Push in and turn clockwise (righty tighty). Keep pushing so the driver does not slip.</w:t>
+      </w:r>
+    </w:p>
+    <w:p>
+      <w:pPr>
+        <w:numPr>
+          <w:ilvl w:val="0"/>
+          <w:numId w:val="1002"/>
+        </w:numPr>
+        <w:pStyle w:val="Compact"/>
+      </w:pPr>
+      <w:r>
+        <w:t xml:space="preserve">Stop when the head is flush with the wood. Do not keep going; that strips it.</w:t>
+      </w:r>
+    </w:p>
+    <w:p>
+      <w:pPr>
+        <w:numPr>
+          <w:ilvl w:val="0"/>
+          <w:numId w:val="1002"/>
+        </w:numPr>
+        <w:pStyle w:val="Compact"/>
+      </w:pPr>
+      <w:r>
+        <w:t xml:space="preserve">Now take it out: turn counterclockwise (lefty loosey).</w:t>
       </w:r>
       <w:r>
         <w:t xml:space="preserve"> </w:t>
@@ -1650,29 +1680,53 @@
       <w:r>
         <w:t xml:space="preserve">Safety: hands dry before you touch anything else. Never plunge a drain that has had chemicals in it.</w:t>
       </w:r>
-      <w:r>
-        <w:t xml:space="preserve"> </w:t>
-      </w:r>
-      <w:r>
-        <w:t xml:space="preserve">1. Put the cup of the plunger over the drain so it covers it completely.</w:t>
-      </w:r>
-      <w:r>
-        <w:t xml:space="preserve"> </w:t>
-      </w:r>
-      <w:r>
-        <w:t xml:space="preserve">2. Make sure there is enough water to cover the cup. The seal needs water.</w:t>
-      </w:r>
-      <w:r>
-        <w:t xml:space="preserve"> </w:t>
-      </w:r>
-      <w:r>
-        <w:t xml:space="preserve">3. Push down slowly to push the air out, then push and pull straight up and down six times, hard.</w:t>
-      </w:r>
-      <w:r>
-        <w:t xml:space="preserve"> </w:t>
-      </w:r>
-      <w:r>
-        <w:t xml:space="preserve">4. Pull the plunger off. In a real drain, run hot water to see if it flows.</w:t>
+    </w:p>
+    <w:p>
+      <w:pPr>
+        <w:numPr>
+          <w:ilvl w:val="0"/>
+          <w:numId w:val="1003"/>
+        </w:numPr>
+        <w:pStyle w:val="Compact"/>
+      </w:pPr>
+      <w:r>
+        <w:t xml:space="preserve">Put the cup of the plunger over the drain so it covers it completely.</w:t>
+      </w:r>
+    </w:p>
+    <w:p>
+      <w:pPr>
+        <w:numPr>
+          <w:ilvl w:val="0"/>
+          <w:numId w:val="1003"/>
+        </w:numPr>
+        <w:pStyle w:val="Compact"/>
+      </w:pPr>
+      <w:r>
+        <w:t xml:space="preserve">Make sure there is enough water to cover the cup. The seal needs water.</w:t>
+      </w:r>
+    </w:p>
+    <w:p>
+      <w:pPr>
+        <w:numPr>
+          <w:ilvl w:val="0"/>
+          <w:numId w:val="1003"/>
+        </w:numPr>
+        <w:pStyle w:val="Compact"/>
+      </w:pPr>
+      <w:r>
+        <w:t xml:space="preserve">Push down slowly to push the air out, then push and pull straight up and down six times, hard.</w:t>
+      </w:r>
+    </w:p>
+    <w:p>
+      <w:pPr>
+        <w:numPr>
+          <w:ilvl w:val="0"/>
+          <w:numId w:val="1003"/>
+        </w:numPr>
+        <w:pStyle w:val="Compact"/>
+      </w:pPr>
+      <w:r>
+        <w:t xml:space="preserve">Pull the plunger off. In a real drain, run hot water to see if it flows.</w:t>
       </w:r>
       <w:r>
         <w:t xml:space="preserve"> </w:t>
@@ -1707,23 +1761,41 @@
       <w:r>
         <w:t xml:space="preserve">Safety: let the tape back in slowly. It snaps.</w:t>
       </w:r>
-      <w:r>
-        <w:t xml:space="preserve"> </w:t>
-      </w:r>
-      <w:r>
-        <w:t xml:space="preserve">1. Hook the end on the edge of the thing you are measuring, or line it up with the start of the line.</w:t>
-      </w:r>
-      <w:r>
-        <w:t xml:space="preserve"> </w:t>
-      </w:r>
-      <w:r>
-        <w:t xml:space="preserve">2. Read the big numbers for inches. The longest marks between numbers are half inches. The next longest are quarters. The next are eighths.</w:t>
-      </w:r>
-      <w:r>
-        <w:t xml:space="preserve"> </w:t>
-      </w:r>
-      <w:r>
-        <w:t xml:space="preserve">3. Write each measurement to the nearest eighth of an inch.</w:t>
+    </w:p>
+    <w:p>
+      <w:pPr>
+        <w:numPr>
+          <w:ilvl w:val="0"/>
+          <w:numId w:val="1004"/>
+        </w:numPr>
+        <w:pStyle w:val="Compact"/>
+      </w:pPr>
+      <w:r>
+        <w:t xml:space="preserve">Hook the end on the edge of the thing you are measuring, or line it up with the start of the line.</w:t>
+      </w:r>
+    </w:p>
+    <w:p>
+      <w:pPr>
+        <w:numPr>
+          <w:ilvl w:val="0"/>
+          <w:numId w:val="1004"/>
+        </w:numPr>
+        <w:pStyle w:val="Compact"/>
+      </w:pPr>
+      <w:r>
+        <w:t xml:space="preserve">Read the big numbers for inches. The longest marks between numbers are half inches. The next longest are quarters. The next are eighths.</w:t>
+      </w:r>
+    </w:p>
+    <w:p>
+      <w:pPr>
+        <w:numPr>
+          <w:ilvl w:val="0"/>
+          <w:numId w:val="1004"/>
+        </w:numPr>
+        <w:pStyle w:val="Compact"/>
+      </w:pPr>
+      <w:r>
+        <w:t xml:space="preserve">Write each measurement to the nearest eighth of an inch.</w:t>
       </w:r>
     </w:p>
     <w:tbl>
@@ -1966,29 +2038,53 @@
       <w:r>
         <w:t xml:space="preserve">Safety: the level is a tool, not a sword. Two hands.</w:t>
       </w:r>
-      <w:r>
-        <w:t xml:space="preserve"> </w:t>
-      </w:r>
-      <w:r>
-        <w:t xml:space="preserve">1. Set the level on top of the bracket. Watch the bubble.</w:t>
-      </w:r>
-      <w:r>
-        <w:t xml:space="preserve"> </w:t>
-      </w:r>
-      <w:r>
-        <w:t xml:space="preserve">2. Pivot the bracket until the bubble sits exactly between the two lines.</w:t>
-      </w:r>
-      <w:r>
-        <w:t xml:space="preserve"> </w:t>
-      </w:r>
-      <w:r>
-        <w:t xml:space="preserve">3. Mark the second screw hole with a pencil.</w:t>
-      </w:r>
-      <w:r>
-        <w:t xml:space="preserve"> </w:t>
-      </w:r>
-      <w:r>
-        <w:t xml:space="preserve">4. Now the frame: hang it on the nail, set the level on top, nudge until the bubble is centered.</w:t>
+    </w:p>
+    <w:p>
+      <w:pPr>
+        <w:numPr>
+          <w:ilvl w:val="0"/>
+          <w:numId w:val="1005"/>
+        </w:numPr>
+        <w:pStyle w:val="Compact"/>
+      </w:pPr>
+      <w:r>
+        <w:t xml:space="preserve">Set the level on top of the bracket. Watch the bubble.</w:t>
+      </w:r>
+    </w:p>
+    <w:p>
+      <w:pPr>
+        <w:numPr>
+          <w:ilvl w:val="0"/>
+          <w:numId w:val="1005"/>
+        </w:numPr>
+        <w:pStyle w:val="Compact"/>
+      </w:pPr>
+      <w:r>
+        <w:t xml:space="preserve">Pivot the bracket until the bubble sits exactly between the two lines.</w:t>
+      </w:r>
+    </w:p>
+    <w:p>
+      <w:pPr>
+        <w:numPr>
+          <w:ilvl w:val="0"/>
+          <w:numId w:val="1005"/>
+        </w:numPr>
+        <w:pStyle w:val="Compact"/>
+      </w:pPr>
+      <w:r>
+        <w:t xml:space="preserve">Mark the second screw hole with a pencil.</w:t>
+      </w:r>
+    </w:p>
+    <w:p>
+      <w:pPr>
+        <w:numPr>
+          <w:ilvl w:val="0"/>
+          <w:numId w:val="1005"/>
+        </w:numPr>
+        <w:pStyle w:val="Compact"/>
+      </w:pPr>
+      <w:r>
+        <w:t xml:space="preserve">Now the frame: hang it on the nail, set the level on top, nudge until the bubble is centered.</w:t>
       </w:r>
       <w:r>
         <w:t xml:space="preserve"> </w:t>
@@ -2023,29 +2119,53 @@
       <w:r>
         <w:t xml:space="preserve">Safety: nothing at this station is live. At home, a breaker panel is the one place you never put a wet hand or a tool.</w:t>
       </w:r>
-      <w:r>
-        <w:t xml:space="preserve"> </w:t>
-      </w:r>
-      <w:r>
-        <w:t xml:space="preserve">1. Find the tripped breaker in the photo. It is the one sitting in the middle, not fully ON and not fully OFF.</w:t>
-      </w:r>
-      <w:r>
-        <w:t xml:space="preserve"> </w:t>
-      </w:r>
-      <w:r>
-        <w:t xml:space="preserve">2. Say the reset in order: push it fully OFF first, then push it ON.</w:t>
-      </w:r>
-      <w:r>
-        <w:t xml:space="preserve"> </w:t>
-      </w:r>
-      <w:r>
-        <w:t xml:space="preserve">3. If it trips again right away: stop. Unplug what you just turned on and tell an adult. Something is drawing too much.</w:t>
-      </w:r>
-      <w:r>
-        <w:t xml:space="preserve"> </w:t>
-      </w:r>
-      <w:r>
-        <w:t xml:space="preserve">4. The lamp: the switch is off. Is the bulb cool? Read the label on the socket: max ______ watts. Turn the old bulb out counterclockwise. Turn the new LED in clockwise until snug, not tight.</w:t>
+    </w:p>
+    <w:p>
+      <w:pPr>
+        <w:numPr>
+          <w:ilvl w:val="0"/>
+          <w:numId w:val="1006"/>
+        </w:numPr>
+        <w:pStyle w:val="Compact"/>
+      </w:pPr>
+      <w:r>
+        <w:t xml:space="preserve">Find the tripped breaker in the photo. It is the one sitting in the middle, not fully ON and not fully OFF.</w:t>
+      </w:r>
+    </w:p>
+    <w:p>
+      <w:pPr>
+        <w:numPr>
+          <w:ilvl w:val="0"/>
+          <w:numId w:val="1006"/>
+        </w:numPr>
+        <w:pStyle w:val="Compact"/>
+      </w:pPr>
+      <w:r>
+        <w:t xml:space="preserve">Say the reset in order: push it fully OFF first, then push it ON.</w:t>
+      </w:r>
+    </w:p>
+    <w:p>
+      <w:pPr>
+        <w:numPr>
+          <w:ilvl w:val="0"/>
+          <w:numId w:val="1006"/>
+        </w:numPr>
+        <w:pStyle w:val="Compact"/>
+      </w:pPr>
+      <w:r>
+        <w:t xml:space="preserve">If it trips again right away: stop. Unplug what you just turned on and tell an adult. Something is drawing too much.</w:t>
+      </w:r>
+    </w:p>
+    <w:p>
+      <w:pPr>
+        <w:numPr>
+          <w:ilvl w:val="0"/>
+          <w:numId w:val="1006"/>
+        </w:numPr>
+        <w:pStyle w:val="Compact"/>
+      </w:pPr>
+      <w:r>
+        <w:t xml:space="preserve">The lamp: the switch is off. Is the bulb cool? Read the label on the socket: max ______ watts. Turn the old bulb out counterclockwise. Turn the new LED in clockwise until snug, not tight.</w:t>
       </w:r>
       <w:r>
         <w:t xml:space="preserve"> </w:t>
@@ -2444,7 +2564,7 @@
       <w:pPr>
         <w:numPr>
           <w:ilvl w:val="0"/>
-          <w:numId w:val="1002"/>
+          <w:numId w:val="1007"/>
         </w:numPr>
         <w:pStyle w:val="Compact"/>
       </w:pPr>
@@ -2456,7 +2576,7 @@
       <w:pPr>
         <w:numPr>
           <w:ilvl w:val="0"/>
-          <w:numId w:val="1002"/>
+          <w:numId w:val="1007"/>
         </w:numPr>
         <w:pStyle w:val="Compact"/>
       </w:pPr>
@@ -2468,7 +2588,7 @@
       <w:pPr>
         <w:numPr>
           <w:ilvl w:val="0"/>
-          <w:numId w:val="1002"/>
+          <w:numId w:val="1007"/>
         </w:numPr>
         <w:pStyle w:val="Compact"/>
       </w:pPr>
@@ -3348,6 +3468,156 @@
     </w:lvlOverride>
   </w:num>
   <w:num w:numId="1002">
+    <w:abstractNumId w:val="99411"/>
+    <w:lvlOverride w:ilvl="0">
+      <w:startOverride w:val="1"/>
+    </w:lvlOverride>
+    <w:lvlOverride w:ilvl="1">
+      <w:startOverride w:val="1"/>
+    </w:lvlOverride>
+    <w:lvlOverride w:ilvl="2">
+      <w:startOverride w:val="1"/>
+    </w:lvlOverride>
+    <w:lvlOverride w:ilvl="3">
+      <w:startOverride w:val="1"/>
+    </w:lvlOverride>
+    <w:lvlOverride w:ilvl="4">
+      <w:startOverride w:val="1"/>
+    </w:lvlOverride>
+    <w:lvlOverride w:ilvl="5">
+      <w:startOverride w:val="1"/>
+    </w:lvlOverride>
+    <w:lvlOverride w:ilvl="6">
+      <w:startOverride w:val="1"/>
+    </w:lvlOverride>
+    <w:lvlOverride w:ilvl="7">
+      <w:startOverride w:val="1"/>
+    </w:lvlOverride>
+    <w:lvlOverride w:ilvl="8">
+      <w:startOverride w:val="1"/>
+    </w:lvlOverride>
+  </w:num>
+  <w:num w:numId="1003">
+    <w:abstractNumId w:val="99411"/>
+    <w:lvlOverride w:ilvl="0">
+      <w:startOverride w:val="1"/>
+    </w:lvlOverride>
+    <w:lvlOverride w:ilvl="1">
+      <w:startOverride w:val="1"/>
+    </w:lvlOverride>
+    <w:lvlOverride w:ilvl="2">
+      <w:startOverride w:val="1"/>
+    </w:lvlOverride>
+    <w:lvlOverride w:ilvl="3">
+      <w:startOverride w:val="1"/>
+    </w:lvlOverride>
+    <w:lvlOverride w:ilvl="4">
+      <w:startOverride w:val="1"/>
+    </w:lvlOverride>
+    <w:lvlOverride w:ilvl="5">
+      <w:startOverride w:val="1"/>
+    </w:lvlOverride>
+    <w:lvlOverride w:ilvl="6">
+      <w:startOverride w:val="1"/>
+    </w:lvlOverride>
+    <w:lvlOverride w:ilvl="7">
+      <w:startOverride w:val="1"/>
+    </w:lvlOverride>
+    <w:lvlOverride w:ilvl="8">
+      <w:startOverride w:val="1"/>
+    </w:lvlOverride>
+  </w:num>
+  <w:num w:numId="1004">
+    <w:abstractNumId w:val="99411"/>
+    <w:lvlOverride w:ilvl="0">
+      <w:startOverride w:val="1"/>
+    </w:lvlOverride>
+    <w:lvlOverride w:ilvl="1">
+      <w:startOverride w:val="1"/>
+    </w:lvlOverride>
+    <w:lvlOverride w:ilvl="2">
+      <w:startOverride w:val="1"/>
+    </w:lvlOverride>
+    <w:lvlOverride w:ilvl="3">
+      <w:startOverride w:val="1"/>
+    </w:lvlOverride>
+    <w:lvlOverride w:ilvl="4">
+      <w:startOverride w:val="1"/>
+    </w:lvlOverride>
+    <w:lvlOverride w:ilvl="5">
+      <w:startOverride w:val="1"/>
+    </w:lvlOverride>
+    <w:lvlOverride w:ilvl="6">
+      <w:startOverride w:val="1"/>
+    </w:lvlOverride>
+    <w:lvlOverride w:ilvl="7">
+      <w:startOverride w:val="1"/>
+    </w:lvlOverride>
+    <w:lvlOverride w:ilvl="8">
+      <w:startOverride w:val="1"/>
+    </w:lvlOverride>
+  </w:num>
+  <w:num w:numId="1005">
+    <w:abstractNumId w:val="99411"/>
+    <w:lvlOverride w:ilvl="0">
+      <w:startOverride w:val="1"/>
+    </w:lvlOverride>
+    <w:lvlOverride w:ilvl="1">
+      <w:startOverride w:val="1"/>
+    </w:lvlOverride>
+    <w:lvlOverride w:ilvl="2">
+      <w:startOverride w:val="1"/>
+    </w:lvlOverride>
+    <w:lvlOverride w:ilvl="3">
+      <w:startOverride w:val="1"/>
+    </w:lvlOverride>
+    <w:lvlOverride w:ilvl="4">
+      <w:startOverride w:val="1"/>
+    </w:lvlOverride>
+    <w:lvlOverride w:ilvl="5">
+      <w:startOverride w:val="1"/>
+    </w:lvlOverride>
+    <w:lvlOverride w:ilvl="6">
+      <w:startOverride w:val="1"/>
+    </w:lvlOverride>
+    <w:lvlOverride w:ilvl="7">
+      <w:startOverride w:val="1"/>
+    </w:lvlOverride>
+    <w:lvlOverride w:ilvl="8">
+      <w:startOverride w:val="1"/>
+    </w:lvlOverride>
+  </w:num>
+  <w:num w:numId="1006">
+    <w:abstractNumId w:val="99411"/>
+    <w:lvlOverride w:ilvl="0">
+      <w:startOverride w:val="1"/>
+    </w:lvlOverride>
+    <w:lvlOverride w:ilvl="1">
+      <w:startOverride w:val="1"/>
+    </w:lvlOverride>
+    <w:lvlOverride w:ilvl="2">
+      <w:startOverride w:val="1"/>
+    </w:lvlOverride>
+    <w:lvlOverride w:ilvl="3">
+      <w:startOverride w:val="1"/>
+    </w:lvlOverride>
+    <w:lvlOverride w:ilvl="4">
+      <w:startOverride w:val="1"/>
+    </w:lvlOverride>
+    <w:lvlOverride w:ilvl="5">
+      <w:startOverride w:val="1"/>
+    </w:lvlOverride>
+    <w:lvlOverride w:ilvl="6">
+      <w:startOverride w:val="1"/>
+    </w:lvlOverride>
+    <w:lvlOverride w:ilvl="7">
+      <w:startOverride w:val="1"/>
+    </w:lvlOverride>
+    <w:lvlOverride w:ilvl="8">
+      <w:startOverride w:val="1"/>
+    </w:lvlOverride>
+  </w:num>
+  <w:num w:numId="1007">
     <w:abstractNumId w:val="99411"/>
     <w:lvlOverride w:ilvl="0">
       <w:startOverride w:val="1"/>

--- a/downloads/teacher/05 Materials/Unit 04/Handouts/Handout 04.03 - Repair Station Cards and Maintenance Calendar.docx
+++ b/downloads/teacher/05 Materials/Unit 04/Handouts/Handout 04.03 - Repair Station Cards and Maintenance Calendar.docx
@@ -46,17 +46,6 @@
         <w:t xml:space="preserve">Word bank in other languages</w:t>
       </w:r>
       <w:bookmarkEnd w:id="21"/>
-    </w:p>
-    <w:p>
-      <w:pPr>
-        <w:pStyle w:val="FirstParagraph"/>
-      </w:pPr>
-      <w:r>
-        <w:rPr>
-          <w:rStyle w:val="TeacherNote"/>
-        </w:rPr>
-        <w:t xml:space="preserve">[Check with a native speaker before printing.]</w:t>
-      </w:r>
     </w:p>
     <w:tbl>
       <w:tblPr>
@@ -3101,10 +3090,7 @@
         <w:t xml:space="preserve"> </w:t>
       </w:r>
       <w:r>
-        <w:rPr>
-          <w:rStyle w:val="TeacherNote"/>
-        </w:rPr>
-        <w:t xml:space="preserve">[Sal: write the five line lengths and the book and box measurements here after you tape them; keep them at eighths, for example 6 3/8 in, 11 1/2 in, 4 7/8 in, 9 1/4 in, 2 5/8 in.]</w:t>
+        <w:t xml:space="preserve">the five lines and the two objects are whatever you print and set out, so measure each one yourself to the nearest eighth of an inch and post that key at the station.</w:t>
       </w:r>
     </w:p>
     <w:p>
